--- a/arb/docx/44.content.docx
+++ b/arb/docx/44.content.docx
@@ -32,23 +32,6 @@
     </w:p>
     <w:p>
       <w:pPr>
-        <w:pStyle w:val="Heading2"/>
-        <w:bidi/>
-      </w:pPr>
-      <w:r>
-        <w:rPr>
-          <w:lang w:val="ar_AE" w:bidi="ar_AE"/>
-        </w:rPr>
-        <w:t>License Information</w:t>
-      </w:r>
-      <w:r>
-        <w:rPr>
-          <w:lang w:val="ar_AE" w:bidi="ar_AE"/>
-        </w:rPr>
-      </w:r>
-    </w:p>
-    <w:p>
-      <w:pPr>
         <w:bidi/>
       </w:pPr>
       <w:r>
@@ -61,88 +44,25 @@
           <w:b/>
           <w:lang w:val="ar_AE" w:bidi="ar_AE"/>
         </w:rPr>
-        <w:t>ملاحظات الدراسة (بيبليكا)</w:t>
-      </w:r>
-      <w:r>
-        <w:rPr>
-          <w:lang w:val="ar_AE" w:bidi="ar_AE"/>
-        </w:rPr>
-        <w:t xml:space="preserve"> (Arabic) is based on</w:t>
-      </w:r>
-      <w:r>
-        <w:rPr>
-          <w:lang w:val="ar_AE" w:bidi="ar_AE"/>
-        </w:rPr>
-        <w:t xml:space="preserve">: </w:t>
-      </w:r>
-      <w:r>
-        <w:rPr>
-          <w:lang w:val="ar_AE" w:bidi="ar_AE"/>
-        </w:rPr>
         <w:t>Biblica Study Notes</w:t>
       </w:r>
       <w:r>
         <w:rPr>
           <w:lang w:val="ar_AE" w:bidi="ar_AE"/>
         </w:rPr>
-        <w:t xml:space="preserve">, </w:t>
-      </w:r>
-      <w:hyperlink r:id="rId13">
-        <w:r>
-          <w:rPr>
-            <w:lang w:val="ar_AE" w:bidi="ar_AE"/>
-          </w:rPr>
-          <w:rPr>
-            <w:color w:val="0000EE"/>
-            <w:u w:val="single"/>
-          </w:rPr>
-          <w:t>Biblica Inc.</w:t>
-        </w:r>
-      </w:hyperlink>
-      <w:r>
-        <w:rPr>
-          <w:lang w:val="ar_AE" w:bidi="ar_AE"/>
-        </w:rPr>
-        <w:t xml:space="preserve">, 2023, which is licensed under a </w:t>
-      </w:r>
-      <w:hyperlink r:id="rId14">
-        <w:r>
-          <w:rPr>
-            <w:lang w:val="ar_AE" w:bidi="ar_AE"/>
-          </w:rPr>
-          <w:rPr>
-            <w:color w:val="0000EE"/>
-            <w:u w:val="single"/>
-          </w:rPr>
-          <w:t>CC BY-SA 4.0 license</w:t>
-        </w:r>
-      </w:hyperlink>
-      <w:r>
-        <w:rPr>
-          <w:lang w:val="ar_AE" w:bidi="ar_AE"/>
-        </w:rPr>
-        <w:t>.</w:t>
-      </w:r>
-      <w:r>
-        <w:rPr>
-          <w:lang w:val="ar_AE" w:bidi="ar_AE"/>
-        </w:rPr>
-      </w:r>
-    </w:p>
-    <w:p>
-      <w:pPr>
-        <w:bidi/>
-      </w:pPr>
-      <w:r>
-        <w:rPr>
-          <w:lang w:val="ar_AE" w:bidi="ar_AE"/>
-        </w:rPr>
-      </w:r>
-      <w:r>
-        <w:rPr>
-          <w:lang w:val="ar_AE" w:bidi="ar_AE"/>
-        </w:rPr>
-        <w:t>This PDF version is provided under the same license.</w:t>
+        <w:t xml:space="preserve"> © 2023 Biblica Inc. Released under CC BY-SA 4.0 license. </w:t>
+      </w:r>
+      <w:r>
+        <w:rPr>
+          <w:lang w:val="ar_AE" w:bidi="ar_AE"/>
+        </w:rPr>
+        <w:t>Biblica Study Notes</w:t>
+      </w:r>
+      <w:r>
+        <w:rPr>
+          <w:lang w:val="ar_AE" w:bidi="ar_AE"/>
+        </w:rPr>
+        <w:t xml:space="preserve"> has been adapted in the following languages: Tok Pisin, Arabic (عربي), French (Français), Hindi (हिंदी), Indonesian (Bahasa Indonesia), Portuguese (Português), Russian (Русский), Spanish (Español), Swahili (Kiswahili), and Simplified Chinese (简体中文)from Biblica Study Notes © 2023 Biblica Inc. Released under CC BY-SA 4.0 license by Mission Mutual</w:t>
       </w:r>
       <w:r>
         <w:rPr>

--- a/arb/docx/44.content.docx
+++ b/arb/docx/44.content.docx
@@ -125,28 +125,6 @@
           <w:lang w:val="ar_AE" w:bidi="ar_AE"/>
         </w:rPr>
         <w:t>ACT</w:t>
-      </w:r>
-      <w:r>
-        <w:rPr>
-          <w:lang w:val="ar_AE" w:bidi="ar_AE"/>
-        </w:rPr>
-      </w:r>
-    </w:p>
-    <w:p>
-      <w:pPr>
-        <w:bidi/>
-      </w:pPr>
-      <w:r>
-        <w:rPr>
-          <w:lang w:val="ar_AE" w:bidi="ar_AE"/>
-        </w:rPr>
-      </w:r>
-      <w:r>
-        <w:rPr>
-          <w:i/>
-          <w:lang w:val="ar_AE" w:bidi="ar_AE"/>
-        </w:rPr>
-        <w:t>أعمال الرسل 1:1–11, أعمال الرسل 1: 12–26, أعمال الرسل 1:2–13, أعمال الرسل 14:2–41, أعمال الرسل 42:2–47, أعمال الرسل 1:3–10, أعمال الرسل 11:3–26, أعمال الرسل 1:4–22, أعمال الرسل 23:4–37, أعمال الرسل 5: 1–11, أعمال الرسل 12:5–26, أعمال الرسل 27:5–42, أعمال الرسل 1:6–7, أعمال الرسل 8:6–15, أعمال الرسل 7: 1–43, أعمال الرسل 7: 44–53, أعمال الرسل 54:7–60, أعمال الرسل 1:8–8, أعمال الرسل 8: 9–25, أعمال الرسل 26:8–40, أعمال الرسل 1:9–19, أعمال الرسل 20:9–31, أعمال الرسل 32:9–43, أعمال الرسل 10: 1–16, أعمال الرسل 10: 17–33, أعمال الرسل 10: 34–48, أعمال الرسل 11: 1–18, أعمال الرسل 19:11–30, أعمال الرسل 12: 1–17, أعمال الرسل 12: 18–24, أعمال الرسل 12: 25–13: 12, أعمال الرسل13: 13–41, أعمال الرسل 13: 42–52, أعمال الرسل 14: 1–7, أعمال الرسل 14: 8–18, أعمال الرسل 14: 19–28, أعمال الرسل 15: 1–35, أعمال الرسل 15: 36–41, أعمال الرسل 16: 1–10, أعمال الرسل 16: 11–24, أعمال الرسل 16: 25–40, أعمال الرسل 17: 1–15, أعمال الرسل 17: 16–34, أعمال الرسل 18: 1–17, أعمال الرسل 18: 18–28, أعمال الرسل 19: 1–22, أعمال الرسل 19: 23–41, أعمال الرسل 20: 1–12, أعمال الرسل 20: 13–38, أعمال الرسل 21: 1–16, أعمال الرسل 21: 17–26, أعمال الرسل 21: 27–40, أعمال الرسل 22: 1–30, أعمال الرسل 23: 1–35, أعمال الرسل 24: 1–27, أعمال الرسل 25: 1–27, أعمال الرسل 26: 1–32, أعمال الرسل 27: 1–44, أعمال الرسل 28: 1–16, أعمال الرسل 28: 17–31</w:t>
       </w:r>
       <w:r>
         <w:rPr>

--- a/arb/docx/44.content.docx
+++ b/arb/docx/44.content.docx
@@ -22,7 +22,7 @@
         <w:rPr>
           <w:lang w:val="ar_AE" w:bidi="ar_AE"/>
         </w:rPr>
-        <w:t>Resource: ملاحظات الدراسة (بيبليكا)</w:t>
+        <w:t>Resource: Biblica Study Notes</w:t>
       </w:r>
       <w:r>
         <w:rPr>
@@ -84,7 +84,7 @@
         <w:rPr>
           <w:lang w:val="ar_AE" w:bidi="ar_AE"/>
         </w:rPr>
-        <w:t>ملاحظات الدراسة (بيبليكا)</w:t>
+        <w:t>Biblica Study Notes</w:t>
       </w:r>
     </w:p>
     <w:p>
